--- a/04_JobKitAI/output/naukri/CGI_Lead_QA_Automation_Engineer_Playwright_Vishnudeep_Jayam.docx
+++ b/04_JobKitAI/output/naukri/CGI_Lead_QA_Automation_Engineer_Playwright_Vishnudeep_Jayam.docx
@@ -68,7 +68,7 @@
         </w:rPr>
         <w:t xml:space="preserve">  •  </w:t>
       </w:r>
-      <w:hyperlink w:history="1" r:id="rId8ef1zqxo_tc32blgoodzz">
+      <w:hyperlink w:history="1" r:id="rIdfijd0jymofct_kibn-dr5">
         <w:r>
           <w:rPr>
             <w:rFonts w:ascii="Calibri" w:cs="Calibri" w:eastAsia="Calibri" w:hAnsi="Calibri"/>
@@ -160,7 +160,7 @@
           <w:sz w:val="20"/>
           <w:szCs w:val="20"/>
         </w:rPr>
-        <w:t xml:space="preserve"> of experience across UI and API test automation — from tool selection and framework design to script development, suite execution, and defect reporting. </w:t>
+        <w:t xml:space="preserve"> of experience across UI and API test automation — from tool selection and framework design through script development, suite execution, and defect reporting. </w:t>
       </w:r>
       <w:r>
         <w:rPr>
@@ -171,7 +171,7 @@
           <w:highlight w:val="yellow"/>
           <w:highlightCs w:val="yellow"/>
         </w:rPr>
-        <w:t xml:space="preserve">built a Playwright + TypeScript automation framework for web applications and led Cucumber-based automation across Windows, Android, and iOS</w:t>
+        <w:t xml:space="preserve">Built a Playwright + TypeScript automation framework for web applications and led Cucumber-based automation across Windows, Android, and iOS</w:t>
       </w:r>
       <w:r>
         <w:rPr>
@@ -191,7 +191,7 @@
           <w:highlight w:val="yellow"/>
           <w:highlightCs w:val="yellow"/>
         </w:rPr>
-        <w:t xml:space="preserve">managed test case preparation, execution, defect tracking, and status reporting as the QA lead on an automotive infotainment product</w:t>
+        <w:t xml:space="preserve">Managed test case preparation, execution, defect tracking, and status reporting as the QA lead on an automotive infotainment product</w:t>
       </w:r>
       <w:r>
         <w:rPr>
@@ -265,7 +265,7 @@
           <w:sz w:val="20"/>
           <w:szCs w:val="20"/>
         </w:rPr>
-        <w:t xml:space="preserve"> · Cucumber (BDD) · TestNG · Page Object Model</w:t>
+        <w:t xml:space="preserve"> · Cucumber (BDD) · TestNG · Page Object Model · Selenium Grid</w:t>
       </w:r>
     </w:p>
     <w:p>
@@ -290,32 +290,7 @@
           <w:sz w:val="20"/>
           <w:szCs w:val="20"/>
         </w:rPr>
-        <w:t xml:space="preserve">TestRail · XRay · Jira · Agile Scrum · Kanban · Test Planning &amp; Case Design · Defect Tracking &amp; Reporting</w:t>
-      </w:r>
-    </w:p>
-    <w:p>
-      <w:pPr>
-        <w:spacing w:after="55" w:line="250"/>
-      </w:pPr>
-      <w:r>
-        <w:rPr>
-          <w:rFonts w:ascii="Calibri" w:cs="Calibri" w:eastAsia="Calibri" w:hAnsi="Calibri"/>
-          <w:b/>
-          <w:bCs/>
-          <w:color w:val="1A1A1A"/>
-          <w:sz w:val="20"/>
-          <w:szCs w:val="20"/>
-        </w:rPr>
-        <w:t xml:space="preserve">Languages  </w:t>
-      </w:r>
-      <w:r>
-        <w:rPr>
-          <w:rFonts w:ascii="Calibri" w:cs="Calibri" w:eastAsia="Calibri" w:hAnsi="Calibri"/>
-          <w:color w:val="3D4451"/>
-          <w:sz w:val="20"/>
-          <w:szCs w:val="20"/>
-        </w:rPr>
-        <w:t xml:space="preserve">Java · </w:t>
+        <w:t xml:space="preserve">TestRail · XRay · Jira · </w:t>
       </w:r>
       <w:r>
         <w:rPr>
@@ -326,16 +301,16 @@
           <w:highlight w:val="yellow"/>
           <w:highlightCs w:val="yellow"/>
         </w:rPr>
-        <w:t xml:space="preserve">TypeScript</w:t>
-      </w:r>
-      <w:r>
-        <w:rPr>
-          <w:rFonts w:ascii="Calibri" w:cs="Calibri" w:eastAsia="Calibri" w:hAnsi="Calibri"/>
-          <w:color w:val="3D4451"/>
-          <w:sz w:val="20"/>
-          <w:szCs w:val="20"/>
-        </w:rPr>
-        <w:t xml:space="preserve"> · Python · PHP (Codeception)</w:t>
+        <w:t xml:space="preserve">Agile Scrum</w:t>
+      </w:r>
+      <w:r>
+        <w:rPr>
+          <w:rFonts w:ascii="Calibri" w:cs="Calibri" w:eastAsia="Calibri" w:hAnsi="Calibri"/>
+          <w:color w:val="3D4451"/>
+          <w:sz w:val="20"/>
+          <w:szCs w:val="20"/>
+        </w:rPr>
+        <w:t xml:space="preserve"> · Kanban · Test Planning &amp; Case Design · Defect Tracking &amp; Reporting · SDLC / STLC</w:t>
       </w:r>
     </w:p>
     <w:p>
@@ -351,6 +326,107 @@
           <w:sz w:val="20"/>
           <w:szCs w:val="20"/>
         </w:rPr>
+        <w:t xml:space="preserve">CI/CD, Build &amp; Cloud  </w:t>
+      </w:r>
+      <w:r>
+        <w:rPr>
+          <w:rFonts w:ascii="Calibri" w:cs="Calibri" w:eastAsia="Calibri" w:hAnsi="Calibri"/>
+          <w:color w:val="3D4451"/>
+          <w:sz w:val="20"/>
+          <w:szCs w:val="20"/>
+        </w:rPr>
+        <w:t xml:space="preserve">Jenkins · Gradle · Maven · Travis CI · </w:t>
+      </w:r>
+      <w:r>
+        <w:rPr>
+          <w:rFonts w:ascii="Calibri" w:cs="Calibri" w:eastAsia="Calibri" w:hAnsi="Calibri"/>
+          <w:color w:val="3D4451"/>
+          <w:sz w:val="20"/>
+          <w:szCs w:val="20"/>
+          <w:highlight w:val="yellow"/>
+          <w:highlightCs w:val="yellow"/>
+        </w:rPr>
+        <w:t xml:space="preserve">Git</w:t>
+      </w:r>
+      <w:r>
+        <w:rPr>
+          <w:rFonts w:ascii="Calibri" w:cs="Calibri" w:eastAsia="Calibri" w:hAnsi="Calibri"/>
+          <w:color w:val="3D4451"/>
+          <w:sz w:val="20"/>
+          <w:szCs w:val="20"/>
+        </w:rPr>
+        <w:t xml:space="preserve"> · </w:t>
+      </w:r>
+      <w:r>
+        <w:rPr>
+          <w:rFonts w:ascii="Calibri" w:cs="Calibri" w:eastAsia="Calibri" w:hAnsi="Calibri"/>
+          <w:color w:val="3D4451"/>
+          <w:sz w:val="20"/>
+          <w:szCs w:val="20"/>
+          <w:highlight w:val="yellow"/>
+          <w:highlightCs w:val="yellow"/>
+        </w:rPr>
+        <w:t xml:space="preserve">GitHub</w:t>
+      </w:r>
+      <w:r>
+        <w:rPr>
+          <w:rFonts w:ascii="Calibri" w:cs="Calibri" w:eastAsia="Calibri" w:hAnsi="Calibri"/>
+          <w:color w:val="3D4451"/>
+          <w:sz w:val="20"/>
+          <w:szCs w:val="20"/>
+        </w:rPr>
+        <w:t xml:space="preserve"> · AWS</w:t>
+      </w:r>
+    </w:p>
+    <w:p>
+      <w:pPr>
+        <w:spacing w:after="55" w:line="250"/>
+      </w:pPr>
+      <w:r>
+        <w:rPr>
+          <w:rFonts w:ascii="Calibri" w:cs="Calibri" w:eastAsia="Calibri" w:hAnsi="Calibri"/>
+          <w:b/>
+          <w:bCs/>
+          <w:color w:val="1A1A1A"/>
+          <w:sz w:val="20"/>
+          <w:szCs w:val="20"/>
+        </w:rPr>
+        <w:t xml:space="preserve">Languages  </w:t>
+      </w:r>
+      <w:r>
+        <w:rPr>
+          <w:rFonts w:ascii="Calibri" w:cs="Calibri" w:eastAsia="Calibri" w:hAnsi="Calibri"/>
+          <w:color w:val="3D4451"/>
+          <w:sz w:val="20"/>
+          <w:szCs w:val="20"/>
+          <w:highlight w:val="yellow"/>
+          <w:highlightCs w:val="yellow"/>
+        </w:rPr>
+        <w:t xml:space="preserve">Java</w:t>
+      </w:r>
+      <w:r>
+        <w:rPr>
+          <w:rFonts w:ascii="Calibri" w:cs="Calibri" w:eastAsia="Calibri" w:hAnsi="Calibri"/>
+          <w:color w:val="3D4451"/>
+          <w:sz w:val="20"/>
+          <w:szCs w:val="20"/>
+        </w:rPr>
+        <w:t xml:space="preserve"> · TypeScript · Python · PHP (Codeception)</w:t>
+      </w:r>
+    </w:p>
+    <w:p>
+      <w:pPr>
+        <w:spacing w:after="55" w:line="250"/>
+      </w:pPr>
+      <w:r>
+        <w:rPr>
+          <w:rFonts w:ascii="Calibri" w:cs="Calibri" w:eastAsia="Calibri" w:hAnsi="Calibri"/>
+          <w:b/>
+          <w:bCs/>
+          <w:color w:val="1A1A1A"/>
+          <w:sz w:val="20"/>
+          <w:szCs w:val="20"/>
+        </w:rPr>
         <w:t xml:space="preserve">API &amp; Backend Testing  </w:t>
       </w:r>
       <w:r>
@@ -360,7 +436,18 @@
           <w:sz w:val="20"/>
           <w:szCs w:val="20"/>
         </w:rPr>
-        <w:t xml:space="preserve">REST Assured · Postman · Python API test scripts</w:t>
+        <w:t xml:space="preserve">REST Assured · Postman · </w:t>
+      </w:r>
+      <w:r>
+        <w:rPr>
+          <w:rFonts w:ascii="Calibri" w:cs="Calibri" w:eastAsia="Calibri" w:hAnsi="Calibri"/>
+          <w:color w:val="3D4451"/>
+          <w:sz w:val="20"/>
+          <w:szCs w:val="20"/>
+          <w:highlight w:val="yellow"/>
+          <w:highlightCs w:val="yellow"/>
+        </w:rPr>
+        <w:t xml:space="preserve">Python API test scripts</w:t>
       </w:r>
     </w:p>
     <w:p>
@@ -376,16 +463,16 @@
           <w:sz w:val="20"/>
           <w:szCs w:val="20"/>
         </w:rPr>
-        <w:t xml:space="preserve">CI/CD &amp; Build Tools  </w:t>
-      </w:r>
-      <w:r>
-        <w:rPr>
-          <w:rFonts w:ascii="Calibri" w:cs="Calibri" w:eastAsia="Calibri" w:hAnsi="Calibri"/>
-          <w:color w:val="3D4451"/>
-          <w:sz w:val="20"/>
-          <w:szCs w:val="20"/>
-        </w:rPr>
-        <w:t xml:space="preserve">Jenkins · Gradle · Maven · Travis CI · Git · GitHub</w:t>
+        <w:t xml:space="preserve">Platforms Tested  </w:t>
+      </w:r>
+      <w:r>
+        <w:rPr>
+          <w:rFonts w:ascii="Calibri" w:cs="Calibri" w:eastAsia="Calibri" w:hAnsi="Calibri"/>
+          <w:color w:val="3D4451"/>
+          <w:sz w:val="20"/>
+          <w:szCs w:val="20"/>
+        </w:rPr>
+        <w:t xml:space="preserve">Web (Chrome, Firefox, IE) · Windows Desktop · Android · iOS · Mobile / Tablet</w:t>
       </w:r>
     </w:p>
     <w:p>
@@ -411,6 +498,120 @@
           <w:szCs w:val="20"/>
         </w:rPr>
         <w:t xml:space="preserve">Automotive Infotainment Systems (VW) · E-commerce Platforms (Magento) · Enterprise Web Applications</w:t>
+      </w:r>
+    </w:p>
+    <w:p>
+      <w:pPr>
+        <w:spacing w:after="55" w:line="250"/>
+      </w:pPr>
+      <w:r>
+        <w:rPr>
+          <w:rFonts w:ascii="Calibri" w:cs="Calibri" w:eastAsia="Calibri" w:hAnsi="Calibri"/>
+          <w:b/>
+          <w:bCs/>
+          <w:color w:val="B02A1F"/>
+          <w:sz w:val="20"/>
+          <w:szCs w:val="20"/>
+        </w:rPr>
+        <w:t xml:space="preserve">[Gate skills — fill or delete this row]</w:t>
+      </w:r>
+      <w:r>
+        <w:rPr>
+          <w:rFonts w:ascii="Calibri" w:cs="Calibri" w:eastAsia="Calibri" w:hAnsi="Calibri"/>
+          <w:b/>
+          <w:bCs/>
+          <w:color w:val="1A1A1A"/>
+          <w:sz w:val="20"/>
+          <w:szCs w:val="20"/>
+        </w:rPr>
+        <w:t xml:space="preserve">  </w:t>
+      </w:r>
+      <w:r>
+        <w:rPr>
+          <w:rFonts w:ascii="Calibri" w:cs="Calibri" w:eastAsia="Calibri" w:hAnsi="Calibri"/>
+          <w:b/>
+          <w:bCs/>
+          <w:color w:val="B02A1F"/>
+          <w:sz w:val="20"/>
+          <w:szCs w:val="20"/>
+        </w:rPr>
+        <w:t xml:space="preserve">[Spring Boot / Spring Framework]</w:t>
+      </w:r>
+      <w:r>
+        <w:rPr>
+          <w:rFonts w:ascii="Calibri" w:cs="Calibri" w:eastAsia="Calibri" w:hAnsi="Calibri"/>
+          <w:color w:val="3D4451"/>
+          <w:sz w:val="20"/>
+          <w:szCs w:val="20"/>
+        </w:rPr>
+        <w:t xml:space="preserve"> · </w:t>
+      </w:r>
+      <w:r>
+        <w:rPr>
+          <w:rFonts w:ascii="Calibri" w:cs="Calibri" w:eastAsia="Calibri" w:hAnsi="Calibri"/>
+          <w:b/>
+          <w:bCs/>
+          <w:color w:val="B02A1F"/>
+          <w:sz w:val="20"/>
+          <w:szCs w:val="20"/>
+        </w:rPr>
+        <w:t xml:space="preserve">[Angular]</w:t>
+      </w:r>
+      <w:r>
+        <w:rPr>
+          <w:rFonts w:ascii="Calibri" w:cs="Calibri" w:eastAsia="Calibri" w:hAnsi="Calibri"/>
+          <w:color w:val="3D4451"/>
+          <w:sz w:val="20"/>
+          <w:szCs w:val="20"/>
+        </w:rPr>
+        <w:t xml:space="preserve"> · </w:t>
+      </w:r>
+      <w:r>
+        <w:rPr>
+          <w:rFonts w:ascii="Calibri" w:cs="Calibri" w:eastAsia="Calibri" w:hAnsi="Calibri"/>
+          <w:b/>
+          <w:bCs/>
+          <w:color w:val="B02A1F"/>
+          <w:sz w:val="20"/>
+          <w:szCs w:val="20"/>
+        </w:rPr>
+        <w:t xml:space="preserve">[Microservices Architecture]</w:t>
+      </w:r>
+      <w:r>
+        <w:rPr>
+          <w:rFonts w:ascii="Calibri" w:cs="Calibri" w:eastAsia="Calibri" w:hAnsi="Calibri"/>
+          <w:color w:val="3D4451"/>
+          <w:sz w:val="20"/>
+          <w:szCs w:val="20"/>
+        </w:rPr>
+        <w:t xml:space="preserve"> · </w:t>
+      </w:r>
+      <w:r>
+        <w:rPr>
+          <w:rFonts w:ascii="Calibri" w:cs="Calibri" w:eastAsia="Calibri" w:hAnsi="Calibri"/>
+          <w:b/>
+          <w:bCs/>
+          <w:color w:val="B02A1F"/>
+          <w:sz w:val="20"/>
+          <w:szCs w:val="20"/>
+        </w:rPr>
+        <w:t xml:space="preserve">[SQL Databases (MySQL / PostgreSQL / Oracle)]</w:t>
+      </w:r>
+    </w:p>
+    <w:p>
+      <w:pPr>
+        <w:spacing w:after="60" w:before="60" w:line="240"/>
+      </w:pPr>
+      <w:r>
+        <w:rPr>
+          <w:rFonts w:ascii="Calibri" w:cs="Calibri" w:eastAsia="Calibri" w:hAnsi="Calibri"/>
+          <w:i/>
+          <w:iCs/>
+          <w:color w:val="B02A1F"/>
+          <w:sz w:val="17"/>
+          <w:szCs w:val="17"/>
+        </w:rPr>
+        <w:t xml:space="preserve">JD MISMATCH — the posting title says Lead QA Automation Engineer but the description body is a Java Full Stack Developer role (Spring Boot, Angular, Microservices, HTML/CSS). Confirm with the recruiter which role is actually being hired before applying — this resume is tailored to the QA title, not the developer JD.  FILL-IN RULE — every item in the bracketed row above is named by this job description but is not evidenced anywhere in your source resume. Keep only what you have genuinely shipped with and could be questioned on for twenty minutes; delete the rest, then delete the row label itself. Do not soften an entry to "exposure to".</w:t>
       </w:r>
     </w:p>
     <w:p>
@@ -519,7 +720,26 @@
           <w:sz w:val="20"/>
           <w:szCs w:val="20"/>
         </w:rPr>
-        <w:t xml:space="preserve"> with </w:t>
+        <w:t xml:space="preserve"> with TypeScript.</w:t>
+      </w:r>
+    </w:p>
+    <w:p>
+      <w:pPr>
+        <w:pStyle w:val="ListParagraph"/>
+        <w:numPr>
+          <w:ilvl w:val="0"/>
+          <w:numId w:val="2"/>
+        </w:numPr>
+        <w:spacing w:after="55" w:line="250"/>
+      </w:pPr>
+      <w:r>
+        <w:rPr>
+          <w:rFonts w:ascii="Calibri" w:cs="Calibri" w:eastAsia="Calibri" w:hAnsi="Calibri"/>
+          <w:color w:val="3D4451"/>
+          <w:sz w:val="20"/>
+          <w:szCs w:val="20"/>
+        </w:rPr>
+        <w:t xml:space="preserve">Build and maintain test automation for the Zertificon website using the Cucumber framework with Selenium and </w:t>
       </w:r>
       <w:r>
         <w:rPr>
@@ -530,7 +750,7 @@
           <w:highlight w:val="yellow"/>
           <w:highlightCs w:val="yellow"/>
         </w:rPr>
-        <w:t xml:space="preserve">TypeScript</w:t>
+        <w:t xml:space="preserve">Java</w:t>
       </w:r>
       <w:r>
         <w:rPr>
@@ -558,6 +778,104 @@
           <w:sz w:val="20"/>
           <w:szCs w:val="20"/>
         </w:rPr>
+        <w:t xml:space="preserve">Use Gradle as the build management tool and Jenkins for </w:t>
+      </w:r>
+      <w:r>
+        <w:rPr>
+          <w:rFonts w:ascii="Calibri" w:cs="Calibri" w:eastAsia="Calibri" w:hAnsi="Calibri"/>
+          <w:color w:val="3D4451"/>
+          <w:sz w:val="20"/>
+          <w:szCs w:val="20"/>
+          <w:highlight w:val="yellow"/>
+          <w:highlightCs w:val="yellow"/>
+        </w:rPr>
+        <w:t xml:space="preserve">CI/CD</w:t>
+      </w:r>
+      <w:r>
+        <w:rPr>
+          <w:rFonts w:ascii="Calibri" w:cs="Calibri" w:eastAsia="Calibri" w:hAnsi="Calibri"/>
+          <w:color w:val="3D4451"/>
+          <w:sz w:val="20"/>
+          <w:szCs w:val="20"/>
+        </w:rPr>
+        <w:t xml:space="preserve">.</w:t>
+      </w:r>
+    </w:p>
+    <w:p>
+      <w:pPr>
+        <w:pStyle w:val="ListParagraph"/>
+        <w:numPr>
+          <w:ilvl w:val="0"/>
+          <w:numId w:val="2"/>
+        </w:numPr>
+        <w:spacing w:after="55" w:line="250"/>
+      </w:pPr>
+      <w:r>
+        <w:rPr>
+          <w:rFonts w:ascii="Calibri" w:cs="Calibri" w:eastAsia="Calibri" w:hAnsi="Calibri"/>
+          <w:color w:val="3D4451"/>
+          <w:sz w:val="20"/>
+          <w:szCs w:val="20"/>
+        </w:rPr>
+        <w:t xml:space="preserve">Follow </w:t>
+      </w:r>
+      <w:r>
+        <w:rPr>
+          <w:rFonts w:ascii="Calibri" w:cs="Calibri" w:eastAsia="Calibri" w:hAnsi="Calibri"/>
+          <w:color w:val="3D4451"/>
+          <w:sz w:val="20"/>
+          <w:szCs w:val="20"/>
+          <w:highlight w:val="yellow"/>
+          <w:highlightCs w:val="yellow"/>
+        </w:rPr>
+        <w:t xml:space="preserve">Scrum</w:t>
+      </w:r>
+      <w:r>
+        <w:rPr>
+          <w:rFonts w:ascii="Calibri" w:cs="Calibri" w:eastAsia="Calibri" w:hAnsi="Calibri"/>
+          <w:color w:val="3D4451"/>
+          <w:sz w:val="20"/>
+          <w:szCs w:val="20"/>
+        </w:rPr>
+        <w:t xml:space="preserve"> </w:t>
+      </w:r>
+      <w:r>
+        <w:rPr>
+          <w:rFonts w:ascii="Calibri" w:cs="Calibri" w:eastAsia="Calibri" w:hAnsi="Calibri"/>
+          <w:color w:val="3D4451"/>
+          <w:sz w:val="20"/>
+          <w:szCs w:val="20"/>
+          <w:highlight w:val="yellow"/>
+          <w:highlightCs w:val="yellow"/>
+        </w:rPr>
+        <w:t xml:space="preserve">Agile</w:t>
+      </w:r>
+      <w:r>
+        <w:rPr>
+          <w:rFonts w:ascii="Calibri" w:cs="Calibri" w:eastAsia="Calibri" w:hAnsi="Calibri"/>
+          <w:color w:val="3D4451"/>
+          <w:sz w:val="20"/>
+          <w:szCs w:val="20"/>
+        </w:rPr>
+        <w:t xml:space="preserve"> methodology across the team, collaborating with cross-functional teams to reproduce reported bugs and mentoring junior engineers.</w:t>
+      </w:r>
+    </w:p>
+    <w:p>
+      <w:pPr>
+        <w:pStyle w:val="ListParagraph"/>
+        <w:numPr>
+          <w:ilvl w:val="0"/>
+          <w:numId w:val="2"/>
+        </w:numPr>
+        <w:spacing w:after="55" w:line="250"/>
+      </w:pPr>
+      <w:r>
+        <w:rPr>
+          <w:rFonts w:ascii="Calibri" w:cs="Calibri" w:eastAsia="Calibri" w:hAnsi="Calibri"/>
+          <w:color w:val="3D4451"/>
+          <w:sz w:val="20"/>
+          <w:szCs w:val="20"/>
+        </w:rPr>
         <w:t xml:space="preserve">Design and build test automation from scratch using the Cucumber framework for Windows-based, Android, and iOS Zertificon applications.</w:t>
       </w:r>
     </w:p>
@@ -577,64 +895,7 @@
           <w:sz w:val="20"/>
           <w:szCs w:val="20"/>
         </w:rPr>
-        <w:t xml:space="preserve">Build and maintain test automation for the Zertificon website using the Cucumber framework with Selenium and Java.</w:t>
-      </w:r>
-    </w:p>
-    <w:p>
-      <w:pPr>
-        <w:pStyle w:val="ListParagraph"/>
-        <w:numPr>
-          <w:ilvl w:val="0"/>
-          <w:numId w:val="2"/>
-        </w:numPr>
-        <w:spacing w:after="55" w:line="250"/>
-      </w:pPr>
-      <w:r>
-        <w:rPr>
-          <w:rFonts w:ascii="Calibri" w:cs="Calibri" w:eastAsia="Calibri" w:hAnsi="Calibri"/>
-          <w:color w:val="3D4451"/>
-          <w:sz w:val="20"/>
-          <w:szCs w:val="20"/>
-        </w:rPr>
         <w:t xml:space="preserve">Write and maintain test cases for Zertificon applications in the TestRail test case management tool.</w:t>
-      </w:r>
-    </w:p>
-    <w:p>
-      <w:pPr>
-        <w:pStyle w:val="ListParagraph"/>
-        <w:numPr>
-          <w:ilvl w:val="0"/>
-          <w:numId w:val="2"/>
-        </w:numPr>
-        <w:spacing w:after="55" w:line="250"/>
-      </w:pPr>
-      <w:r>
-        <w:rPr>
-          <w:rFonts w:ascii="Calibri" w:cs="Calibri" w:eastAsia="Calibri" w:hAnsi="Calibri"/>
-          <w:color w:val="3D4451"/>
-          <w:sz w:val="20"/>
-          <w:szCs w:val="20"/>
-        </w:rPr>
-        <w:t xml:space="preserve">Use Gradle as the build management tool and Jenkins for CI/CD.</w:t>
-      </w:r>
-    </w:p>
-    <w:p>
-      <w:pPr>
-        <w:pStyle w:val="ListParagraph"/>
-        <w:numPr>
-          <w:ilvl w:val="0"/>
-          <w:numId w:val="2"/>
-        </w:numPr>
-        <w:spacing w:after="55" w:line="250"/>
-      </w:pPr>
-      <w:r>
-        <w:rPr>
-          <w:rFonts w:ascii="Calibri" w:cs="Calibri" w:eastAsia="Calibri" w:hAnsi="Calibri"/>
-          <w:color w:val="3D4451"/>
-          <w:sz w:val="20"/>
-          <w:szCs w:val="20"/>
-        </w:rPr>
-        <w:t xml:space="preserve">Follow Scrum Agile methodology across the team, collaborating with cross-functional teams to reproduce reported bugs and mentoring junior engineers.</w:t>
       </w:r>
     </w:p>
     <w:p>
@@ -703,6 +964,122 @@
           <w:sz w:val="20"/>
           <w:szCs w:val="20"/>
         </w:rPr>
+        <w:t xml:space="preserve">Designed a test automation framework using Selenium, Java, and TestNG for the in-car infotainment app.</w:t>
+      </w:r>
+    </w:p>
+    <w:p>
+      <w:pPr>
+        <w:pStyle w:val="ListParagraph"/>
+        <w:numPr>
+          <w:ilvl w:val="0"/>
+          <w:numId w:val="2"/>
+        </w:numPr>
+        <w:spacing w:after="55" w:line="250"/>
+      </w:pPr>
+      <w:r>
+        <w:rPr>
+          <w:rFonts w:ascii="Calibri" w:cs="Calibri" w:eastAsia="Calibri" w:hAnsi="Calibri"/>
+          <w:color w:val="3D4451"/>
+          <w:sz w:val="20"/>
+          <w:szCs w:val="20"/>
+        </w:rPr>
+        <w:t xml:space="preserve">Automated infotainment system backend </w:t>
+      </w:r>
+      <w:r>
+        <w:rPr>
+          <w:rFonts w:ascii="Calibri" w:cs="Calibri" w:eastAsia="Calibri" w:hAnsi="Calibri"/>
+          <w:color w:val="3D4451"/>
+          <w:sz w:val="20"/>
+          <w:szCs w:val="20"/>
+          <w:highlight w:val="yellow"/>
+          <w:highlightCs w:val="yellow"/>
+        </w:rPr>
+        <w:t xml:space="preserve">API</w:t>
+      </w:r>
+      <w:r>
+        <w:rPr>
+          <w:rFonts w:ascii="Calibri" w:cs="Calibri" w:eastAsia="Calibri" w:hAnsi="Calibri"/>
+          <w:color w:val="3D4451"/>
+          <w:sz w:val="20"/>
+          <w:szCs w:val="20"/>
+        </w:rPr>
+        <w:t xml:space="preserve">s using the REST Assured framework and Postman for manual API testing.</w:t>
+      </w:r>
+    </w:p>
+    <w:p>
+      <w:pPr>
+        <w:pStyle w:val="ListParagraph"/>
+        <w:numPr>
+          <w:ilvl w:val="0"/>
+          <w:numId w:val="2"/>
+        </w:numPr>
+        <w:spacing w:after="55" w:line="250"/>
+      </w:pPr>
+      <w:r>
+        <w:rPr>
+          <w:rFonts w:ascii="Calibri" w:cs="Calibri" w:eastAsia="Calibri" w:hAnsi="Calibri"/>
+          <w:color w:val="3D4451"/>
+          <w:sz w:val="20"/>
+          <w:szCs w:val="20"/>
+        </w:rPr>
+        <w:t xml:space="preserve">Used Maven as the build management tool and Jenkins / Travis CI for continuous integration.</w:t>
+      </w:r>
+    </w:p>
+    <w:p>
+      <w:pPr>
+        <w:pStyle w:val="ListParagraph"/>
+        <w:numPr>
+          <w:ilvl w:val="0"/>
+          <w:numId w:val="2"/>
+        </w:numPr>
+        <w:spacing w:after="55" w:line="250"/>
+      </w:pPr>
+      <w:r>
+        <w:rPr>
+          <w:rFonts w:ascii="Calibri" w:cs="Calibri" w:eastAsia="Calibri" w:hAnsi="Calibri"/>
+          <w:color w:val="3D4451"/>
+          <w:sz w:val="20"/>
+          <w:szCs w:val="20"/>
+        </w:rPr>
+        <w:t xml:space="preserve">Followed Scrum and Kanban Agile methodology, managing test case preparation, execution, defect tracking, and reporting for the team, leading a team of </w:t>
+      </w:r>
+      <w:r>
+        <w:rPr>
+          <w:rFonts w:ascii="Calibri" w:cs="Calibri" w:eastAsia="Calibri" w:hAnsi="Calibri"/>
+          <w:b/>
+          <w:bCs/>
+          <w:color w:val="B02A1F"/>
+          <w:sz w:val="20"/>
+          <w:szCs w:val="20"/>
+        </w:rPr>
+        <w:t xml:space="preserve">[X]</w:t>
+      </w:r>
+      <w:r>
+        <w:rPr>
+          <w:rFonts w:ascii="Calibri" w:cs="Calibri" w:eastAsia="Calibri" w:hAnsi="Calibri"/>
+          <w:color w:val="3D4451"/>
+          <w:sz w:val="20"/>
+          <w:szCs w:val="20"/>
+        </w:rPr>
+        <w:t xml:space="preserve"> QA and automation engineers.</w:t>
+      </w:r>
+    </w:p>
+    <w:p>
+      <w:pPr>
+        <w:pStyle w:val="ListParagraph"/>
+        <w:numPr>
+          <w:ilvl w:val="0"/>
+          <w:numId w:val="2"/>
+        </w:numPr>
+        <w:spacing w:after="55" w:line="250"/>
+      </w:pPr>
+      <w:r>
+        <w:rPr>
+          <w:rFonts w:ascii="Calibri" w:cs="Calibri" w:eastAsia="Calibri" w:hAnsi="Calibri"/>
+          <w:color w:val="3D4451"/>
+          <w:sz w:val="20"/>
+          <w:szCs w:val="20"/>
+        </w:rPr>
         <w:t xml:space="preserve">Owned testing of the Volkswagen in-car infotainment app "We Experience" for the VW Passat and VW Golf as the sole QA resource on the product.</w:t>
       </w:r>
     </w:p>
@@ -741,103 +1118,7 @@
           <w:sz w:val="20"/>
           <w:szCs w:val="20"/>
         </w:rPr>
-        <w:t xml:space="preserve">Designed a test automation framework using Selenium, Java, and TestNG for the in-car infotainment app.</w:t>
-      </w:r>
-    </w:p>
-    <w:p>
-      <w:pPr>
-        <w:pStyle w:val="ListParagraph"/>
-        <w:numPr>
-          <w:ilvl w:val="0"/>
-          <w:numId w:val="2"/>
-        </w:numPr>
-        <w:spacing w:after="55" w:line="250"/>
-      </w:pPr>
-      <w:r>
-        <w:rPr>
-          <w:rFonts w:ascii="Calibri" w:cs="Calibri" w:eastAsia="Calibri" w:hAnsi="Calibri"/>
-          <w:color w:val="3D4451"/>
-          <w:sz w:val="20"/>
-          <w:szCs w:val="20"/>
-        </w:rPr>
-        <w:t xml:space="preserve">Automated infotainment system backend APIs using the REST Assured framework and Postman for manual API testing.</w:t>
-      </w:r>
-    </w:p>
-    <w:p>
-      <w:pPr>
-        <w:pStyle w:val="ListParagraph"/>
-        <w:numPr>
-          <w:ilvl w:val="0"/>
-          <w:numId w:val="2"/>
-        </w:numPr>
-        <w:spacing w:after="55" w:line="250"/>
-      </w:pPr>
-      <w:r>
-        <w:rPr>
-          <w:rFonts w:ascii="Calibri" w:cs="Calibri" w:eastAsia="Calibri" w:hAnsi="Calibri"/>
-          <w:color w:val="3D4451"/>
-          <w:sz w:val="20"/>
-          <w:szCs w:val="20"/>
-        </w:rPr>
-        <w:t xml:space="preserve">Used Maven as the build management tool and Jenkins / Travis CI for continuous integration.</w:t>
-      </w:r>
-    </w:p>
-    <w:p>
-      <w:pPr>
-        <w:pStyle w:val="ListParagraph"/>
-        <w:numPr>
-          <w:ilvl w:val="0"/>
-          <w:numId w:val="2"/>
-        </w:numPr>
-        <w:spacing w:after="55" w:line="250"/>
-      </w:pPr>
-      <w:r>
-        <w:rPr>
-          <w:rFonts w:ascii="Calibri" w:cs="Calibri" w:eastAsia="Calibri" w:hAnsi="Calibri"/>
-          <w:color w:val="3D4451"/>
-          <w:sz w:val="20"/>
-          <w:szCs w:val="20"/>
-        </w:rPr>
         <w:t xml:space="preserve">Wrote test cases for the infotainment car application in the XRay test case management tool and produced daily and weekly status reports.</w:t>
-      </w:r>
-    </w:p>
-    <w:p>
-      <w:pPr>
-        <w:pStyle w:val="ListParagraph"/>
-        <w:numPr>
-          <w:ilvl w:val="0"/>
-          <w:numId w:val="2"/>
-        </w:numPr>
-        <w:spacing w:after="55" w:line="250"/>
-      </w:pPr>
-      <w:r>
-        <w:rPr>
-          <w:rFonts w:ascii="Calibri" w:cs="Calibri" w:eastAsia="Calibri" w:hAnsi="Calibri"/>
-          <w:color w:val="3D4451"/>
-          <w:sz w:val="20"/>
-          <w:szCs w:val="20"/>
-        </w:rPr>
-        <w:t xml:space="preserve">Followed Scrum and Kanban Agile methodology, managing test case preparation, execution, defect tracking, and reporting for the team, leading a team of </w:t>
-      </w:r>
-      <w:r>
-        <w:rPr>
-          <w:rFonts w:ascii="Calibri" w:cs="Calibri" w:eastAsia="Calibri" w:hAnsi="Calibri"/>
-          <w:b/>
-          <w:bCs/>
-          <w:color w:val="B02A1F"/>
-          <w:sz w:val="20"/>
-          <w:szCs w:val="20"/>
-        </w:rPr>
-        <w:t xml:space="preserve">[X]</w:t>
-      </w:r>
-      <w:r>
-        <w:rPr>
-          <w:rFonts w:ascii="Calibri" w:cs="Calibri" w:eastAsia="Calibri" w:hAnsi="Calibri"/>
-          <w:color w:val="3D4451"/>
-          <w:sz w:val="20"/>
-          <w:szCs w:val="20"/>
-        </w:rPr>
-        <w:t xml:space="preserve"> QA and automation engineers.</w:t>
       </w:r>
     </w:p>
     <w:p>
@@ -906,6 +1187,83 @@
           <w:sz w:val="20"/>
           <w:szCs w:val="20"/>
         </w:rPr>
+        <w:t xml:space="preserve">Designed a test automation framework using Selenium with Java in the Page Object Model pattern, using Maven as the build management tool.</w:t>
+      </w:r>
+    </w:p>
+    <w:p>
+      <w:pPr>
+        <w:pStyle w:val="ListParagraph"/>
+        <w:numPr>
+          <w:ilvl w:val="0"/>
+          <w:numId w:val="2"/>
+        </w:numPr>
+        <w:spacing w:after="55" w:line="250"/>
+      </w:pPr>
+      <w:r>
+        <w:rPr>
+          <w:rFonts w:ascii="Calibri" w:cs="Calibri" w:eastAsia="Calibri" w:hAnsi="Calibri"/>
+          <w:color w:val="3D4451"/>
+          <w:sz w:val="20"/>
+          <w:szCs w:val="20"/>
+        </w:rPr>
+        <w:t xml:space="preserve">Used </w:t>
+      </w:r>
+      <w:r>
+        <w:rPr>
+          <w:rFonts w:ascii="Calibri" w:cs="Calibri" w:eastAsia="Calibri" w:hAnsi="Calibri"/>
+          <w:color w:val="3D4451"/>
+          <w:sz w:val="20"/>
+          <w:szCs w:val="20"/>
+          <w:highlight w:val="yellow"/>
+          <w:highlightCs w:val="yellow"/>
+        </w:rPr>
+        <w:t xml:space="preserve">Git</w:t>
+      </w:r>
+      <w:r>
+        <w:rPr>
+          <w:rFonts w:ascii="Calibri" w:cs="Calibri" w:eastAsia="Calibri" w:hAnsi="Calibri"/>
+          <w:color w:val="3D4451"/>
+          <w:sz w:val="20"/>
+          <w:szCs w:val="20"/>
+        </w:rPr>
+        <w:t xml:space="preserve"> for version control and worked within AWS infrastructure.</w:t>
+      </w:r>
+    </w:p>
+    <w:p>
+      <w:pPr>
+        <w:pStyle w:val="ListParagraph"/>
+        <w:numPr>
+          <w:ilvl w:val="0"/>
+          <w:numId w:val="2"/>
+        </w:numPr>
+        <w:spacing w:after="55" w:line="250"/>
+      </w:pPr>
+      <w:r>
+        <w:rPr>
+          <w:rFonts w:ascii="Calibri" w:cs="Calibri" w:eastAsia="Calibri" w:hAnsi="Calibri"/>
+          <w:color w:val="3D4451"/>
+          <w:sz w:val="20"/>
+          <w:szCs w:val="20"/>
+        </w:rPr>
+        <w:t xml:space="preserve">Performed the complete testing lifecycle — regression testing of fixed bugs and new builds, sanity testing, and user testing — following Scrum and Kanban.</w:t>
+      </w:r>
+    </w:p>
+    <w:p>
+      <w:pPr>
+        <w:pStyle w:val="ListParagraph"/>
+        <w:numPr>
+          <w:ilvl w:val="0"/>
+          <w:numId w:val="2"/>
+        </w:numPr>
+        <w:spacing w:after="55" w:line="250"/>
+      </w:pPr>
+      <w:r>
+        <w:rPr>
+          <w:rFonts w:ascii="Calibri" w:cs="Calibri" w:eastAsia="Calibri" w:hAnsi="Calibri"/>
+          <w:color w:val="3D4451"/>
+          <w:sz w:val="20"/>
+          <w:szCs w:val="20"/>
+        </w:rPr>
         <w:t xml:space="preserve">Owned testing for all 13 e-commerce shops across Europe as the sole QA engineer.</w:t>
       </w:r>
     </w:p>
@@ -925,25 +1283,6 @@
           <w:sz w:val="20"/>
           <w:szCs w:val="20"/>
         </w:rPr>
-        <w:t xml:space="preserve">Designed a test automation framework using Selenium with Java in the Page Object Model pattern, using Maven as the build management tool.</w:t>
-      </w:r>
-    </w:p>
-    <w:p>
-      <w:pPr>
-        <w:pStyle w:val="ListParagraph"/>
-        <w:numPr>
-          <w:ilvl w:val="0"/>
-          <w:numId w:val="2"/>
-        </w:numPr>
-        <w:spacing w:after="55" w:line="250"/>
-      </w:pPr>
-      <w:r>
-        <w:rPr>
-          <w:rFonts w:ascii="Calibri" w:cs="Calibri" w:eastAsia="Calibri" w:hAnsi="Calibri"/>
-          <w:color w:val="3D4451"/>
-          <w:sz w:val="20"/>
-          <w:szCs w:val="20"/>
-        </w:rPr>
         <w:t xml:space="preserve">Developed automation scripts using TestNG and ran automated test suites in Jenkins.</w:t>
       </w:r>
     </w:p>
@@ -1021,44 +1360,6 @@
           <w:szCs w:val="20"/>
         </w:rPr>
         <w:t xml:space="preserve">Tested backend Magento e-commerce modules and deployed features to test servers for manual and automated testing.</w:t>
-      </w:r>
-    </w:p>
-    <w:p>
-      <w:pPr>
-        <w:pStyle w:val="ListParagraph"/>
-        <w:numPr>
-          <w:ilvl w:val="0"/>
-          <w:numId w:val="2"/>
-        </w:numPr>
-        <w:spacing w:after="55" w:line="250"/>
-      </w:pPr>
-      <w:r>
-        <w:rPr>
-          <w:rFonts w:ascii="Calibri" w:cs="Calibri" w:eastAsia="Calibri" w:hAnsi="Calibri"/>
-          <w:color w:val="3D4451"/>
-          <w:sz w:val="20"/>
-          <w:szCs w:val="20"/>
-        </w:rPr>
-        <w:t xml:space="preserve">Used Git for version control and worked within AWS infrastructure.</w:t>
-      </w:r>
-    </w:p>
-    <w:p>
-      <w:pPr>
-        <w:pStyle w:val="ListParagraph"/>
-        <w:numPr>
-          <w:ilvl w:val="0"/>
-          <w:numId w:val="2"/>
-        </w:numPr>
-        <w:spacing w:after="55" w:line="250"/>
-      </w:pPr>
-      <w:r>
-        <w:rPr>
-          <w:rFonts w:ascii="Calibri" w:cs="Calibri" w:eastAsia="Calibri" w:hAnsi="Calibri"/>
-          <w:color w:val="3D4451"/>
-          <w:sz w:val="20"/>
-          <w:szCs w:val="20"/>
-        </w:rPr>
-        <w:t xml:space="preserve">Performed the complete testing lifecycle — regression testing of fixed bugs and new builds, sanity testing, and user testing — following Scrum and Kanban.</w:t>
       </w:r>
     </w:p>
     <w:p>
@@ -1127,45 +1428,45 @@
           <w:sz w:val="20"/>
           <w:szCs w:val="20"/>
         </w:rPr>
+        <w:t xml:space="preserve">Wrote automated test scripts for APIs in Python and tested APIs using Postman.</w:t>
+      </w:r>
+    </w:p>
+    <w:p>
+      <w:pPr>
+        <w:pStyle w:val="ListParagraph"/>
+        <w:numPr>
+          <w:ilvl w:val="0"/>
+          <w:numId w:val="2"/>
+        </w:numPr>
+        <w:spacing w:after="55" w:line="250"/>
+      </w:pPr>
+      <w:r>
+        <w:rPr>
+          <w:rFonts w:ascii="Calibri" w:cs="Calibri" w:eastAsia="Calibri" w:hAnsi="Calibri"/>
+          <w:color w:val="3D4451"/>
+          <w:sz w:val="20"/>
+          <w:szCs w:val="20"/>
+        </w:rPr>
+        <w:t xml:space="preserve">Ran Selenium automation scripts using Selenium Grid and performed the complete testing lifecycle — regression, sanity, and user testing — following Agile Scrum.</w:t>
+      </w:r>
+    </w:p>
+    <w:p>
+      <w:pPr>
+        <w:pStyle w:val="ListParagraph"/>
+        <w:numPr>
+          <w:ilvl w:val="0"/>
+          <w:numId w:val="2"/>
+        </w:numPr>
+        <w:spacing w:after="55" w:line="250"/>
+      </w:pPr>
+      <w:r>
+        <w:rPr>
+          <w:rFonts w:ascii="Calibri" w:cs="Calibri" w:eastAsia="Calibri" w:hAnsi="Calibri"/>
+          <w:color w:val="3D4451"/>
+          <w:sz w:val="20"/>
+          <w:szCs w:val="20"/>
+        </w:rPr>
         <w:t xml:space="preserve">Designed a test automation framework using Selenium with Python in the Page Object Model pattern.</w:t>
-      </w:r>
-    </w:p>
-    <w:p>
-      <w:pPr>
-        <w:pStyle w:val="ListParagraph"/>
-        <w:numPr>
-          <w:ilvl w:val="0"/>
-          <w:numId w:val="2"/>
-        </w:numPr>
-        <w:spacing w:after="55" w:line="250"/>
-      </w:pPr>
-      <w:r>
-        <w:rPr>
-          <w:rFonts w:ascii="Calibri" w:cs="Calibri" w:eastAsia="Calibri" w:hAnsi="Calibri"/>
-          <w:color w:val="3D4451"/>
-          <w:sz w:val="20"/>
-          <w:szCs w:val="20"/>
-        </w:rPr>
-        <w:t xml:space="preserve">Wrote automated test scripts for APIs in Python and tested APIs using Postman.</w:t>
-      </w:r>
-    </w:p>
-    <w:p>
-      <w:pPr>
-        <w:pStyle w:val="ListParagraph"/>
-        <w:numPr>
-          <w:ilvl w:val="0"/>
-          <w:numId w:val="2"/>
-        </w:numPr>
-        <w:spacing w:after="55" w:line="250"/>
-      </w:pPr>
-      <w:r>
-        <w:rPr>
-          <w:rFonts w:ascii="Calibri" w:cs="Calibri" w:eastAsia="Calibri" w:hAnsi="Calibri"/>
-          <w:color w:val="3D4451"/>
-          <w:sz w:val="20"/>
-          <w:szCs w:val="20"/>
-        </w:rPr>
-        <w:t xml:space="preserve">Ran Selenium automation scripts using Selenium Grid and performed the complete testing lifecycle — regression, sanity, and user testing — following Agile Scrum.</w:t>
       </w:r>
     </w:p>
     <w:p>
